--- a/docs/output/Zain Hajahjah/سجن البرج/SRT-En/فرج سلامة/خارجي/DOCX/05_فرج سلامة-المنفردة_SRT_En.docx
+++ b/docs/output/Zain Hajahjah/سجن البرج/SRT-En/فرج سلامة/خارجي/DOCX/05_فرج سلامة-المنفردة_SRT_En.docx
@@ -4,7 +4,28 @@
   <w:body>
     <w:p>
       <w:r>
+        <w:t>1</w:t>
+      </w:r>
+    </w:p>
+    <w:p>
+      <w:r>
+        <w:t>00:00:00,083 --&gt; 00:00:03,791</w:t>
+      </w:r>
+    </w:p>
+    <w:p>
+      <w:r>
         <w:t>When I first entered, they put me in the third solitary cell</w:t>
+      </w:r>
+    </w:p>
+    <w:p/>
+    <w:p>
+      <w:r>
+        <w:t>2</w:t>
+      </w:r>
+    </w:p>
+    <w:p>
+      <w:r>
+        <w:t>00:00:04,333 --&gt; 00:00:08,500</w:t>
       </w:r>
     </w:p>
     <w:p>
@@ -17,9 +38,31 @@
         <w:t>group cell for about a month, then back to this one</w:t>
       </w:r>
     </w:p>
+    <w:p/>
+    <w:p>
+      <w:r>
+        <w:t>3</w:t>
+      </w:r>
+    </w:p>
+    <w:p>
+      <w:r>
+        <w:t>00:00:08,875 --&gt; 00:00:12,041</w:t>
+      </w:r>
+    </w:p>
     <w:p>
       <w:r>
         <w:t>Here I lived the most tragic period of my imprisonment</w:t>
+      </w:r>
+    </w:p>
+    <w:p/>
+    <w:p>
+      <w:r>
+        <w:t>4</w:t>
+      </w:r>
+    </w:p>
+    <w:p>
+      <w:r>
+        <w:t>00:00:12,416 --&gt; 00:00:16,000</w:t>
       </w:r>
     </w:p>
     <w:p>
@@ -27,9 +70,31 @@
         <w:t>Because on both sides of me there were women</w:t>
       </w:r>
     </w:p>
+    <w:p/>
+    <w:p>
+      <w:r>
+        <w:t>5</w:t>
+      </w:r>
+    </w:p>
+    <w:p>
+      <w:r>
+        <w:t>00:00:16,458 --&gt; 00:00:20,916</w:t>
+      </w:r>
+    </w:p>
     <w:p>
       <w:r>
         <w:t>We could hear the sounds of interrogation and torture</w:t>
+      </w:r>
+    </w:p>
+    <w:p/>
+    <w:p>
+      <w:r>
+        <w:t>6</w:t>
+      </w:r>
+    </w:p>
+    <w:p>
+      <w:r>
+        <w:t>00:00:21,583 --&gt; 00:00:26,583</w:t>
       </w:r>
     </w:p>
     <w:p>
@@ -37,9 +102,31 @@
         <w:t>And worse than that, the ventilation opening of the cell</w:t>
       </w:r>
     </w:p>
+    <w:p/>
+    <w:p>
+      <w:r>
+        <w:t>7</w:t>
+      </w:r>
+    </w:p>
+    <w:p>
+      <w:r>
+        <w:t>00:00:27,041 --&gt; 00:00:30,750</w:t>
+      </w:r>
+    </w:p>
     <w:p>
       <w:r>
         <w:t>Overlooked the basement and the car garage</w:t>
+      </w:r>
+    </w:p>
+    <w:p/>
+    <w:p>
+      <w:r>
+        <w:t>8</w:t>
+      </w:r>
+    </w:p>
+    <w:p>
+      <w:r>
+        <w:t>00:00:31,208 --&gt; 00:00:33,458</w:t>
       </w:r>
     </w:p>
     <w:p>
@@ -47,9 +134,31 @@
         <w:t>So when a prisoner was taken for execution</w:t>
       </w:r>
     </w:p>
+    <w:p/>
+    <w:p>
+      <w:r>
+        <w:t>9</w:t>
+      </w:r>
+    </w:p>
+    <w:p>
+      <w:r>
+        <w:t>00:00:34,000 --&gt; 00:00:35,833</w:t>
+      </w:r>
+    </w:p>
     <w:p>
       <w:r>
         <w:t>We knew he would be executed before he left</w:t>
+      </w:r>
+    </w:p>
+    <w:p/>
+    <w:p>
+      <w:r>
+        <w:t>10</w:t>
+      </w:r>
+    </w:p>
+    <w:p>
+      <w:r>
+        <w:t>00:00:36,250 --&gt; 00:00:41,583</w:t>
       </w:r>
     </w:p>
     <w:p>
@@ -62,6 +171,17 @@
         <w:t>heard them through the ventilation opening</w:t>
       </w:r>
     </w:p>
+    <w:p/>
+    <w:p>
+      <w:r>
+        <w:t>11</w:t>
+      </w:r>
+    </w:p>
+    <w:p>
+      <w:r>
+        <w:t>00:00:41,833 --&gt; 00:00:47,583</w:t>
+      </w:r>
+    </w:p>
     <w:p>
       <w:r>
         <w:t>They placed the prisoner opposite me in the corridor,</w:t>
@@ -70,6 +190,17 @@
     <w:p>
       <w:r>
         <w:t>asked him some questions, then took him away</w:t>
+      </w:r>
+    </w:p>
+    <w:p/>
+    <w:p>
+      <w:r>
+        <w:t>12</w:t>
+      </w:r>
+    </w:p>
+    <w:p>
+      <w:r>
+        <w:t>00:00:48,041 --&gt; 00:00:52,000</w:t>
       </w:r>
     </w:p>
     <w:p>
@@ -82,6 +213,17 @@
         <w:t>more and returned without the prisoner</w:t>
       </w:r>
     </w:p>
+    <w:p/>
+    <w:p>
+      <w:r>
+        <w:t>13</w:t>
+      </w:r>
+    </w:p>
+    <w:p>
+      <w:r>
+        <w:t>00:00:53,458 --&gt; 00:00:57,208</w:t>
+      </w:r>
+    </w:p>
     <w:p>
       <w:r>
         <w:t>We used to communicate with each</w:t>
@@ -90,6 +232,17 @@
     <w:p>
       <w:r>
         <w:t>other, as there was a bathroom at the back</w:t>
+      </w:r>
+    </w:p>
+    <w:p/>
+    <w:p>
+      <w:r>
+        <w:t>14</w:t>
+      </w:r>
+    </w:p>
+    <w:p>
+      <w:r>
+        <w:t>00:00:58,500 --&gt; 00:01:01,291</w:t>
       </w:r>
     </w:p>
     <w:p>
@@ -102,6 +255,17 @@
         <w:t>right and left. We could hear each other</w:t>
       </w:r>
     </w:p>
+    <w:p/>
+    <w:p>
+      <w:r>
+        <w:t>15</w:t>
+      </w:r>
+    </w:p>
+    <w:p>
+      <w:r>
+        <w:t>00:01:01,583 --&gt; 00:01:07,541</w:t>
+      </w:r>
+    </w:p>
     <w:p>
       <w:r>
         <w:t>After the women left, they brought one of my</w:t>
@@ -112,14 +276,47 @@
         <w:t>relatives, Huthaifa al-Hajj Abd, who was later killed</w:t>
       </w:r>
     </w:p>
+    <w:p/>
+    <w:p>
+      <w:r>
+        <w:t>16</w:t>
+      </w:r>
+    </w:p>
+    <w:p>
+      <w:r>
+        <w:t>00:01:08,041 --&gt; 00:01:12,500</w:t>
+      </w:r>
+    </w:p>
     <w:p>
       <w:r>
         <w:t>And Faisal Saad Rajoub, a young man from Homs, who was also killed</w:t>
       </w:r>
     </w:p>
+    <w:p/>
+    <w:p>
+      <w:r>
+        <w:t>17</w:t>
+      </w:r>
+    </w:p>
+    <w:p>
+      <w:r>
+        <w:t>00:01:12,916 --&gt; 00:01:17,458</w:t>
+      </w:r>
+    </w:p>
     <w:p>
       <w:r>
         <w:t>We eventually gathered in one cell, the sixth solitary cell</w:t>
+      </w:r>
+    </w:p>
+    <w:p/>
+    <w:p>
+      <w:r>
+        <w:t>18</w:t>
+      </w:r>
+    </w:p>
+    <w:p>
+      <w:r>
+        <w:t>00:01:18,208 --&gt; 00:01:23,458</w:t>
       </w:r>
     </w:p>
     <w:p>
@@ -505,9 +702,12 @@
     <w:name w:val="Normal"/>
     <w:qFormat/>
     <w:rsid w:val="00FC693F"/>
+    <w:pPr>
+      <w:spacing w:before="0" w:after="0" w:line="276" w:lineRule="auto"/>
+    </w:pPr>
     <w:rPr>
-      <w:rFonts w:ascii="Arial" w:hAnsi="Arial"/>
-      <w:sz w:val="22"/>
+      <w:rFonts w:ascii="Courier New" w:hAnsi="Courier New"/>
+      <w:sz w:val="20"/>
     </w:rPr>
   </w:style>
   <w:style w:type="paragraph" w:styleId="Header">
